--- a/worker/templates/termo_temporario.docx
+++ b/worker/templates/termo_temporario.docx
@@ -509,7 +509,7 @@
           <w:rFonts w:ascii="Arial" w:hAnsi="Arial"/>
           <w:sz w:val="22"/>
         </w:rPr>
-        <w:t>Pela prestação do serviço no período pactuado, a CONTRATANTE pagará ao(à) CONTRATADO(A) o valor total de R$ 2.250,00 (dois mil, duzentos e cinquenta reais), via Pix na chave informada no cadastro, que deve ser obrigatoriamente do(a) próprio(a) CONTRATADO(A).</w:t>
+        <w:t>Pela prestação do serviço no período pactuado, a CONTRATANTE pagará ao(à) CONTRATADO(A) o valor total de R$ 3.000,00 (três mil reais), via Pix na chave informada no cadastro, que deve ser obrigatoriamente do(a) próprio(a) CONTRATADO(A).</w:t>
       </w:r>
     </w:p>
     <w:p>
